--- a/docs/Code 2/Module 2 Activity 2 code.docx
+++ b/docs/Code 2/Module 2 Activity 2 code.docx
@@ -12,6 +12,14 @@
     </w:p>
     <w:p>
       <w:pPr>
+        <w:pStyle w:val="Subtitle"/>
+      </w:pPr>
+      <w:r>
+        <w:t xml:space="preserve">Code only, no output</w:t>
+      </w:r>
+    </w:p>
+    <w:p>
+      <w:pPr>
         <w:pStyle w:val="Author"/>
       </w:pPr>
       <w:r>
@@ -26,7 +34,7 @@
         <w:t xml:space="preserve">2026-09-09</w:t>
       </w:r>
     </w:p>
-    <w:bookmarkStart w:id="24" w:name="overview"/>
+    <w:bookmarkStart w:id="27" w:name="overview"/>
     <w:p>
       <w:pPr>
         <w:pStyle w:val="Heading1"/>
@@ -878,15 +886,6 @@
       </w:pPr>
       <w:r>
         <w:rPr>
-          <w:rStyle w:val="DocumentationTok"/>
-        </w:rPr>
-        <w:t xml:space="preserve">## lines 3-16 in associated R code</w:t>
-      </w:r>
-      <w:r>
-        <w:br/>
-      </w:r>
-      <w:r>
-        <w:rPr>
           <w:rStyle w:val="NormalTok"/>
         </w:rPr>
         <w:t xml:space="preserve">dlogistic </w:t>
@@ -1462,6 +1461,15 @@
         <w:t xml:space="preserve"> </w:t>
       </w:r>
       <w:r>
+        <w:br/>
+      </w:r>
+      <w:r>
+        <w:rPr>
+          <w:rStyle w:val="NormalTok"/>
+        </w:rPr>
+        <w:t xml:space="preserve">  </w:t>
+      </w:r>
+      <w:r>
         <w:rPr>
           <w:rStyle w:val="FunctionTok"/>
         </w:rPr>
@@ -1537,6 +1545,15 @@
         <w:t xml:space="preserve"> </w:t>
       </w:r>
       <w:r>
+        <w:br/>
+      </w:r>
+      <w:r>
+        <w:rPr>
+          <w:rStyle w:val="NormalTok"/>
+        </w:rPr>
+        <w:t xml:space="preserve">  </w:t>
+      </w:r>
+      <w:r>
         <w:rPr>
           <w:rStyle w:val="FunctionTok"/>
         </w:rPr>
@@ -1589,6 +1606,15 @@
           <w:rStyle w:val="NormalTok"/>
         </w:rPr>
         <w:t xml:space="preserve"> </w:t>
+      </w:r>
+      <w:r>
+        <w:br/>
+      </w:r>
+      <w:r>
+        <w:rPr>
+          <w:rStyle w:val="NormalTok"/>
+        </w:rPr>
+        <w:t xml:space="preserve">  </w:t>
       </w:r>
       <w:r>
         <w:rPr>
@@ -1706,6 +1732,11 @@
       </w:r>
     </w:p>
     <w:p>
+      <w:r>
+        <w:br w:type="page"/>
+      </w:r>
+    </w:p>
+    <w:p>
       <w:pPr>
         <w:pStyle w:val="FirstParagraph"/>
       </w:pPr>
@@ -1916,6 +1947,15 @@
         <w:t xml:space="preserve"> </w:t>
       </w:r>
       <w:r>
+        <w:br/>
+      </w:r>
+      <w:r>
+        <w:rPr>
+          <w:rStyle w:val="NormalTok"/>
+        </w:rPr>
+        <w:t xml:space="preserve">  </w:t>
+      </w:r>
+      <w:r>
         <w:rPr>
           <w:rStyle w:val="FunctionTok"/>
         </w:rPr>
@@ -1962,6 +2002,15 @@
           <w:rStyle w:val="NormalTok"/>
         </w:rPr>
         <w:t xml:space="preserve"> </w:t>
+      </w:r>
+      <w:r>
+        <w:br/>
+      </w:r>
+      <w:r>
+        <w:rPr>
+          <w:rStyle w:val="NormalTok"/>
+        </w:rPr>
+        <w:t xml:space="preserve">  </w:t>
       </w:r>
       <w:r>
         <w:rPr>
@@ -2353,6 +2402,11 @@
       </w:r>
     </w:p>
     <w:p>
+      <w:r>
+        <w:br w:type="page"/>
+      </w:r>
+    </w:p>
+    <w:p>
       <w:pPr>
         <w:pStyle w:val="FirstParagraph"/>
       </w:pPr>
@@ -2588,6 +2642,15 @@
         <w:t xml:space="preserve"> </w:t>
       </w:r>
       <w:r>
+        <w:br/>
+      </w:r>
+      <w:r>
+        <w:rPr>
+          <w:rStyle w:val="NormalTok"/>
+        </w:rPr>
+        <w:t xml:space="preserve">  </w:t>
+      </w:r>
+      <w:r>
         <w:rPr>
           <w:rStyle w:val="FunctionTok"/>
         </w:rPr>
@@ -2990,7 +3053,25 @@
         <w:rPr>
           <w:rStyle w:val="NormalTok"/>
         </w:rPr>
-        <w:t xml:space="preserve">()</w:t>
+        <w:t xml:space="preserve">(</w:t>
+      </w:r>
+      <w:r>
+        <w:rPr>
+          <w:rStyle w:val="AttributeTok"/>
+        </w:rPr>
+        <w:t xml:space="preserve">base_size=</w:t>
+      </w:r>
+      <w:r>
+        <w:rPr>
+          <w:rStyle w:val="DecValTok"/>
+        </w:rPr>
+        <w:t xml:space="preserve">16</w:t>
+      </w:r>
+      <w:r>
+        <w:rPr>
+          <w:rStyle w:val="NormalTok"/>
+        </w:rPr>
+        <w:t xml:space="preserve">)</w:t>
       </w:r>
     </w:p>
     <w:bookmarkEnd w:id="15"/>
@@ -3001,6 +3082,11 @@
       </w:pPr>
       <w:r>
         <w:t xml:space="preserve">Question 3: How large are the three populations in year 10?</w:t>
+      </w:r>
+    </w:p>
+    <w:p>
+      <w:r>
+        <w:br w:type="page"/>
       </w:r>
     </w:p>
     <w:p>
@@ -3046,7 +3132,7 @@
         </m:sSup>
       </m:oMath>
       <w:r>
-        <w:t xml:space="preserve">, to see how this affects populations dynamics. All of these populations have K=100.</w:t>
+        <w:t xml:space="preserve">, to see how this affects populations dynamics. Use r = 1.3, 1.6, 1.9, 2.2, 2.5, 2.9. All of these populations have K=100.</w:t>
       </w:r>
     </w:p>
     <w:p>
@@ -3309,6 +3395,15 @@
         <w:t xml:space="preserve"> </w:t>
       </w:r>
       <w:r>
+        <w:br/>
+      </w:r>
+      <w:r>
+        <w:rPr>
+          <w:rStyle w:val="NormalTok"/>
+        </w:rPr>
+        <w:t xml:space="preserve">  </w:t>
+      </w:r>
+      <w:r>
         <w:rPr>
           <w:rStyle w:val="FunctionTok"/>
         </w:rPr>
@@ -3487,6 +3582,15 @@
           <w:rStyle w:val="NormalTok"/>
         </w:rPr>
         <w:t xml:space="preserve">,</w:t>
+      </w:r>
+      <w:r>
+        <w:br/>
+      </w:r>
+      <w:r>
+        <w:rPr>
+          <w:rStyle w:val="NormalTok"/>
+        </w:rPr>
+        <w:t xml:space="preserve">                 </w:t>
       </w:r>
       <w:r>
         <w:rPr>
@@ -3883,6 +3987,11 @@
       </m:oMath>
       <w:r>
         <w:t xml:space="preserve">). What is the consequence of having a super fast growth rate, specifically above ~rd &gt; 1.9?</w:t>
+      </w:r>
+    </w:p>
+    <w:p>
+      <w:r>
+        <w:br w:type="page"/>
       </w:r>
     </w:p>
     <w:p>
@@ -4553,9 +4662,14 @@
         <w:t xml:space="preserve">. On the y-axis, the graph shows the observed population growth R; when R is above 1 (the dashed line) the population will increase, when R is below 1 it will decrease. What do you see? Think about this…</w:t>
       </w:r>
     </w:p>
+    <w:p>
+      <w:r>
+        <w:br w:type="page"/>
+      </w:r>
+    </w:p>
     <w:bookmarkEnd w:id="17"/>
     <w:bookmarkEnd w:id="18"/>
-    <w:bookmarkStart w:id="23" w:name="X6a3c28287a810de974d4ad7d01317dc33af453b"/>
+    <w:bookmarkStart w:id="26" w:name="X6a3c28287a810de974d4ad7d01317dc33af453b"/>
     <w:p>
       <w:pPr>
         <w:pStyle w:val="Heading2"/>
@@ -4602,31 +4716,53 @@
         <w:t xml:space="preserve">.</w:t>
       </w:r>
     </w:p>
-    <w:tbl>
-      <w:tblPr>
-        <w:tblStyle w:val="FigureTable"/>
-        <w:tblW w:type="auto" w:w="0"/>
-        <w:jc w:val="center"/>
-        <w:tblLook w:firstRow="0" w:lastRow="0" w:firstColumn="0" w:lastColumn="0"/>
-      </w:tblPr>
-      <w:tblGrid>
-        <w:gridCol w:w="7920"/>
-      </w:tblGrid>
-      <w:tr>
-        <w:tc>
-          <w:tcPr/>
-          <w:p>
-            <w:pPr>
-              <w:pStyle w:val="Compact"/>
-              <w:jc w:val="center"/>
-            </w:pPr>
-            <w:r>
-              <w:t xml:space="preserve">Miami blue butterflies. credit:J.Gage</w:t>
-            </w:r>
-          </w:p>
-        </w:tc>
-      </w:tr>
-    </w:tbl>
+    <w:p>
+      <w:pPr>
+        <w:pStyle w:val="CaptionedFigure"/>
+      </w:pPr>
+      <w:r>
+        <w:drawing>
+          <wp:inline>
+            <wp:extent cx="3810000" cy="2540000"/>
+            <wp:effectExtent b="0" l="0" r="0" t="0"/>
+            <wp:docPr descr="Miami blue butterflies. credit:J.Gage" title="" id="21" name="Picture"/>
+            <a:graphic>
+              <a:graphicData uri="http://schemas.openxmlformats.org/drawingml/2006/picture">
+                <pic:pic>
+                  <pic:nvPicPr>
+                    <pic:cNvPr descr="miami-blue-170302-0336.jpg" id="22" name="Picture"/>
+                    <pic:cNvPicPr>
+                      <a:picLocks noChangeArrowheads="1" noChangeAspect="1"/>
+                    </pic:cNvPicPr>
+                  </pic:nvPicPr>
+                  <pic:blipFill>
+                    <a:blip r:embed="rId20"/>
+                    <a:stretch>
+                      <a:fillRect/>
+                    </a:stretch>
+                  </pic:blipFill>
+                  <pic:spPr bwMode="auto">
+                    <a:xfrm>
+                      <a:off x="0" y="0"/>
+                      <a:ext cx="3810000" cy="2540000"/>
+                    </a:xfrm>
+                    <a:prstGeom prst="rect">
+                      <a:avLst/>
+                    </a:prstGeom>
+                    <a:noFill/>
+                    <a:ln w="9525">
+                      <a:noFill/>
+                      <a:headEnd/>
+                      <a:tailEnd/>
+                    </a:ln>
+                  </pic:spPr>
+                </pic:pic>
+              </a:graphicData>
+            </a:graphic>
+          </wp:inline>
+        </w:drawing>
+      </w:r>
+    </w:p>
     <w:p>
       <w:pPr>
         <w:pStyle w:val="ImageCaption"/>
@@ -5057,7 +5193,25 @@
         <w:rPr>
           <w:rStyle w:val="NormalTok"/>
         </w:rPr>
-        <w:t xml:space="preserve">() </w:t>
+        <w:t xml:space="preserve">(</w:t>
+      </w:r>
+      <w:r>
+        <w:rPr>
+          <w:rStyle w:val="AttributeTok"/>
+        </w:rPr>
+        <w:t xml:space="preserve">base_size=</w:t>
+      </w:r>
+      <w:r>
+        <w:rPr>
+          <w:rStyle w:val="DecValTok"/>
+        </w:rPr>
+        <w:t xml:space="preserve">16</w:t>
+      </w:r>
+      <w:r>
+        <w:rPr>
+          <w:rStyle w:val="NormalTok"/>
+        </w:rPr>
+        <w:t xml:space="preserve">) </w:t>
       </w:r>
       <w:r>
         <w:rPr>
@@ -5096,7 +5250,7 @@
         <w:rPr>
           <w:rStyle w:val="StringTok"/>
         </w:rPr>
-        <w:t xml:space="preserve">"Miami blue data"</w:t>
+        <w:t xml:space="preserve">"Miami blue data population dynamics"</w:t>
       </w:r>
       <w:r>
         <w:rPr>
@@ -5734,7 +5888,70 @@
         <w:rPr>
           <w:rStyle w:val="NormalTok"/>
         </w:rPr>
-        <w:t xml:space="preserve">()</w:t>
+        <w:t xml:space="preserve">(</w:t>
+      </w:r>
+      <w:r>
+        <w:rPr>
+          <w:rStyle w:val="AttributeTok"/>
+        </w:rPr>
+        <w:t xml:space="preserve">base_size=</w:t>
+      </w:r>
+      <w:r>
+        <w:rPr>
+          <w:rStyle w:val="DecValTok"/>
+        </w:rPr>
+        <w:t xml:space="preserve">16</w:t>
+      </w:r>
+      <w:r>
+        <w:rPr>
+          <w:rStyle w:val="NormalTok"/>
+        </w:rPr>
+        <w:t xml:space="preserve">)</w:t>
+      </w:r>
+      <w:r>
+        <w:rPr>
+          <w:rStyle w:val="SpecialCharTok"/>
+        </w:rPr>
+        <w:t xml:space="preserve">+</w:t>
+      </w:r>
+      <w:r>
+        <w:rPr>
+          <w:rStyle w:val="NormalTok"/>
+        </w:rPr>
+        <w:t xml:space="preserve"> </w:t>
+      </w:r>
+      <w:r>
+        <w:br/>
+      </w:r>
+      <w:r>
+        <w:rPr>
+          <w:rStyle w:val="NormalTok"/>
+        </w:rPr>
+        <w:t xml:space="preserve">  </w:t>
+      </w:r>
+      <w:r>
+        <w:rPr>
+          <w:rStyle w:val="FunctionTok"/>
+        </w:rPr>
+        <w:t xml:space="preserve">ggtitle</w:t>
+      </w:r>
+      <w:r>
+        <w:rPr>
+          <w:rStyle w:val="NormalTok"/>
+        </w:rPr>
+        <w:t xml:space="preserve">(</w:t>
+      </w:r>
+      <w:r>
+        <w:rPr>
+          <w:rStyle w:val="StringTok"/>
+        </w:rPr>
+        <w:t xml:space="preserve">"Obs R by pop size"</w:t>
+      </w:r>
+      <w:r>
+        <w:rPr>
+          <w:rStyle w:val="NormalTok"/>
+        </w:rPr>
+        <w:t xml:space="preserve">)</w:t>
       </w:r>
     </w:p>
     <w:p>
@@ -5755,7 +5972,7 @@
         <w:t xml:space="preserve">) change with population size?</w:t>
       </w:r>
     </w:p>
-    <w:bookmarkStart w:id="20" w:name="Xd516a6d996ce28c4442422af0c4690a5d687d9e"/>
+    <w:bookmarkStart w:id="23" w:name="Xd516a6d996ce28c4442422af0c4690a5d687d9e"/>
     <w:p>
       <w:pPr>
         <w:pStyle w:val="Heading4"/>
@@ -6381,6 +6598,45 @@
           <w:rStyle w:val="NormalTok"/>
         </w:rPr>
         <w:t xml:space="preserve"> </w:t>
+      </w:r>
+      <w:r>
+        <w:br/>
+      </w:r>
+      <w:r>
+        <w:rPr>
+          <w:rStyle w:val="NormalTok"/>
+        </w:rPr>
+        <w:t xml:space="preserve">  </w:t>
+      </w:r>
+      <w:r>
+        <w:rPr>
+          <w:rStyle w:val="FunctionTok"/>
+        </w:rPr>
+        <w:t xml:space="preserve">ylab</w:t>
+      </w:r>
+      <w:r>
+        <w:rPr>
+          <w:rStyle w:val="NormalTok"/>
+        </w:rPr>
+        <w:t xml:space="preserve">(</w:t>
+      </w:r>
+      <w:r>
+        <w:rPr>
+          <w:rStyle w:val="StringTok"/>
+        </w:rPr>
+        <w:t xml:space="preserve">"Population size"</w:t>
+      </w:r>
+      <w:r>
+        <w:rPr>
+          <w:rStyle w:val="NormalTok"/>
+        </w:rPr>
+        <w:t xml:space="preserve">)</w:t>
+      </w:r>
+      <w:r>
+        <w:rPr>
+          <w:rStyle w:val="SpecialCharTok"/>
+        </w:rPr>
+        <w:t xml:space="preserve">+</w:t>
       </w:r>
       <w:r>
         <w:br/>
@@ -7701,7 +7957,7 @@
         <w:pStyle w:val="FirstParagraph"/>
       </w:pPr>
       <w:r>
-        <w:t xml:space="preserve">Pretty neat, but this is just one simulation, so how much can we really say. Let’s do a bunch.</w:t>
+        <w:t xml:space="preserve">Pretty neat, but this is just one simulation, so how much can we really say. Let’s do a bunch. First setup the function.</w:t>
       </w:r>
     </w:p>
     <w:p>
@@ -9242,20 +9498,41 @@
         <w:rPr>
           <w:rStyle w:val="NormalTok"/>
         </w:rPr>
+        <w:t xml:space="preserve">),</w:t>
+      </w:r>
+      <w:r>
+        <w:br/>
+      </w:r>
+      <w:r>
+        <w:rPr>
+          <w:rStyle w:val="NormalTok"/>
+        </w:rPr>
+        <w:t xml:space="preserve">  </w:t>
+      </w:r>
+      <w:r>
+        <w:rPr>
+          <w:rStyle w:val="AttributeTok"/>
+        </w:rPr>
+        <w:t xml:space="preserve">row.names=</w:t>
+      </w:r>
+      <w:r>
+        <w:rPr>
+          <w:rStyle w:val="ConstantTok"/>
+        </w:rPr>
+        <w:t xml:space="preserve">NULL</w:t>
+      </w:r>
+      <w:r>
+        <w:br/>
+      </w:r>
+      <w:r>
+        <w:rPr>
+          <w:rStyle w:val="NormalTok"/>
+        </w:rPr>
         <w:t xml:space="preserve">)</w:t>
       </w:r>
-      <w:r>
-        <w:br/>
-      </w:r>
-      <w:r>
-        <w:rPr>
-          <w:rStyle w:val="NormalTok"/>
-        </w:rPr>
-        <w:t xml:space="preserve">)</w:t>
-      </w:r>
     </w:p>
-    <w:bookmarkEnd w:id="20"/>
-    <w:bookmarkStart w:id="21" w:name="Xdc7c115b482dd8a8cf8ce7f04341d3ee1936ccb"/>
+    <w:bookmarkEnd w:id="23"/>
+    <w:bookmarkStart w:id="24" w:name="Xdc7c115b482dd8a8cf8ce7f04341d3ee1936ccb"/>
     <w:p>
       <w:pPr>
         <w:pStyle w:val="Heading4"/>
@@ -9264,8 +9541,8 @@
         <w:t xml:space="preserve">Question 6: From the Miami blue simulations, what is 6.1) percent that went extinct?, 6.2) the maximum population size, 6.3) 2.5% quantile and 6.4) 97.5% quantiles?</w:t>
       </w:r>
     </w:p>
-    <w:bookmarkEnd w:id="21"/>
-    <w:bookmarkStart w:id="22" w:name="X8f57e23a9be56411205b30960e2f35c87b7fd8f"/>
+    <w:bookmarkEnd w:id="24"/>
+    <w:bookmarkStart w:id="25" w:name="X8f57e23a9be56411205b30960e2f35c87b7fd8f"/>
     <w:p>
       <w:pPr>
         <w:pStyle w:val="Heading4"/>
@@ -9274,9 +9551,9 @@
         <w:t xml:space="preserve">Question 7: In 100-200 words, describe the biological interpretation of these simulations. Given your management actions (see video), what would you tell a land manager about the probability of extinction for the Miami blue butter within the next 50 years? Or, how large they might be able to expect the population to be in 50 years? Explain the assumptions of you models. Do you believe this is a realistic scenario? Why or why not and compare to the density-independent model?</w:t>
       </w:r>
     </w:p>
-    <w:bookmarkEnd w:id="22"/>
-    <w:bookmarkEnd w:id="23"/>
-    <w:bookmarkEnd w:id="24"/>
+    <w:bookmarkEnd w:id="25"/>
+    <w:bookmarkEnd w:id="26"/>
+    <w:bookmarkEnd w:id="27"/>
     <w:sectPr>
       <w:footnotePr>
         <w:numRestart w:val="eachSect"/>
